--- a/resumes/resume_2026_academic_esp.docx
+++ b/resumes/resume_2026_academic_esp.docx
@@ -5,193 +5,462 @@
     <w:p>
       <w:pPr>
         <w:pStyle w:val="Title"/>
-      </w:pPr>
-      <w:r>
+        <w:jc w:val="center"/>
+        <w:rPr>
+          <w:lang w:val="es-ES"/>
+        </w:rPr>
+      </w:pPr>
+      <w:r>
+        <w:rPr>
+          <w:lang w:val="es-ES"/>
+        </w:rPr>
         <w:t>Luigui Michel Gallardo Becerra</w:t>
-        <w:tab/>
+      </w:r>
+    </w:p>
+    <w:p>
+      <w:pPr>
+        <w:pStyle w:val="Title"/>
+        <w:jc w:val="center"/>
+        <w:rPr>
+          <w:b w:val="0"/>
+          <w:bCs w:val="0"/>
+          <w:sz w:val="20"/>
+          <w:szCs w:val="26"/>
+          <w:lang w:val="es-ES"/>
+        </w:rPr>
+      </w:pPr>
+      <w:r>
+        <w:rPr>
+          <w:b w:val="0"/>
+          <w:bCs w:val="0"/>
+          <w:sz w:val="20"/>
+          <w:szCs w:val="26"/>
+          <w:lang w:val="es-ES"/>
+        </w:rPr>
         <w:t>Bioinformático | Biólogo Molecular</w:t>
       </w:r>
     </w:p>
     <w:p>
       <w:pPr>
         <w:pStyle w:val="Subtitle"/>
-      </w:pPr>
-      <w:r>
-        <w:t>+1 619 602 0725 | luiguimichelgallardo@gmail.com | www.lmgb.xyz | github: LuiguiGallardo | linkedin: luiguigallardo</w:t>
-      </w:r>
+        <w:jc w:val="center"/>
+        <w:rPr>
+          <w:lang w:val="es-ES"/>
+        </w:rPr>
+      </w:pPr>
+      <w:r>
+        <w:rPr>
+          <w:lang w:val="es-ES"/>
+        </w:rPr>
+        <w:t xml:space="preserve">+1 619 602 0725 | </w:t>
+      </w:r>
+      <w:hyperlink r:id="rId9" w:history="1">
+        <w:r>
+          <w:rPr>
+            <w:rStyle w:val="Hyperlink"/>
+            <w:lang w:val="es-ES"/>
+          </w:rPr>
+          <w:t>luiguimichelgallardo@gmail.com</w:t>
+        </w:r>
+      </w:hyperlink>
+      <w:r>
+        <w:rPr>
+          <w:lang w:val="es-ES"/>
+        </w:rPr>
+        <w:t xml:space="preserve"> | </w:t>
+      </w:r>
+      <w:hyperlink r:id="rId10" w:history="1">
+        <w:r>
+          <w:rPr>
+            <w:rStyle w:val="Hyperlink"/>
+            <w:lang w:val="es-ES"/>
+          </w:rPr>
+          <w:t>www.lmgb.xyz</w:t>
+        </w:r>
+      </w:hyperlink>
+      <w:r>
+        <w:rPr>
+          <w:lang w:val="es-ES"/>
+        </w:rPr>
+        <w:t xml:space="preserve"> | github: </w:t>
+      </w:r>
+      <w:hyperlink r:id="rId11" w:history="1">
+        <w:r>
+          <w:rPr>
+            <w:rStyle w:val="Hyperlink"/>
+            <w:lang w:val="es-ES"/>
+          </w:rPr>
+          <w:t>LuiguiGallardo</w:t>
+        </w:r>
+      </w:hyperlink>
+      <w:r>
+        <w:rPr>
+          <w:lang w:val="es-ES"/>
+        </w:rPr>
+        <w:t xml:space="preserve"> | linkedin: </w:t>
+      </w:r>
+      <w:hyperlink r:id="rId12" w:history="1">
+        <w:r>
+          <w:rPr>
+            <w:rStyle w:val="Hyperlink"/>
+            <w:lang w:val="es-ES"/>
+          </w:rPr>
+          <w:t>luiguigallardo</w:t>
+        </w:r>
+      </w:hyperlink>
     </w:p>
     <w:p>
       <w:pPr>
         <w:pStyle w:val="Heading1"/>
-      </w:pPr>
-      <w:r>
+        <w:jc w:val="both"/>
+        <w:rPr>
+          <w:lang w:val="es-ES"/>
+        </w:rPr>
+      </w:pPr>
+      <w:r>
+        <w:rPr>
+          <w:lang w:val="es-ES"/>
+        </w:rPr>
         <w:t xml:space="preserve"> Perfil Profesional</w:t>
       </w:r>
     </w:p>
     <w:p>
-      <w:pPr/>
-      <w:r>
+      <w:pPr>
+        <w:jc w:val="both"/>
+        <w:rPr>
+          <w:lang w:val="es-ES"/>
+        </w:rPr>
+      </w:pPr>
+      <w:r>
+        <w:rPr>
+          <w:lang w:val="es-ES"/>
+        </w:rPr>
         <w:t>Bioinformático y Biólogo Molecular con experiencia en biología computacional, ciencia de datos e investigación molecular, en busca de nuevos desafíos para aplicar y expandir mis habilidades. En los últimos años, he contribuido a diversos proyectos de investigación utilizando tecnologías genómicas modernas (NGS), análisis avanzado de datos y metodologías de ciencia de datos, para generar conocimiento biológico innovador que ha resultado en publicaciones científicas de alto impacto.</w:t>
       </w:r>
     </w:p>
     <w:p>
       <w:pPr>
         <w:pStyle w:val="Heading1"/>
-      </w:pPr>
-      <w:r>
+        <w:jc w:val="both"/>
+        <w:rPr>
+          <w:lang w:val="es-ES"/>
+        </w:rPr>
+      </w:pPr>
+      <w:r>
+        <w:rPr>
+          <w:lang w:val="es-ES"/>
+        </w:rPr>
         <w:t xml:space="preserve"> Experiencia de Investigación</w:t>
       </w:r>
     </w:p>
     <w:p>
       <w:pPr>
         <w:pStyle w:val="Heading2"/>
-      </w:pPr>
-      <w:r>
+        <w:jc w:val="both"/>
+        <w:rPr>
+          <w:b/>
+          <w:bCs w:val="0"/>
+          <w:lang w:val="es-ES"/>
+        </w:rPr>
+      </w:pPr>
+      <w:r>
+        <w:rPr>
+          <w:b/>
+          <w:bCs w:val="0"/>
+          <w:lang w:val="es-ES"/>
+        </w:rPr>
         <w:t>Asistente de Investigación de Posgrado (Bioinformática y Biología Molecular) | Instituto de Biotecnología, UNAM</w:t>
-        <w:tab/>
+      </w:r>
+      <w:r>
+        <w:rPr>
+          <w:b/>
+          <w:bCs w:val="0"/>
+          <w:lang w:val="es-ES"/>
+        </w:rPr>
+        <w:t xml:space="preserve"> (</w:t>
+      </w:r>
+      <w:r>
+        <w:rPr>
+          <w:b/>
+          <w:bCs w:val="0"/>
+          <w:lang w:val="es-ES"/>
+        </w:rPr>
         <w:t>Enero 2019 - Julio 2025</w:t>
       </w:r>
-    </w:p>
-    <w:p>
-      <w:pPr/>
-      <w:r>
+      <w:r>
+        <w:rPr>
+          <w:b/>
+          <w:bCs w:val="0"/>
+          <w:lang w:val="es-ES"/>
+        </w:rPr>
+        <w:t>)</w:t>
+      </w:r>
+    </w:p>
+    <w:p>
+      <w:pPr>
+        <w:jc w:val="both"/>
+        <w:rPr>
+          <w:lang w:val="es-ES"/>
+        </w:rPr>
+      </w:pPr>
+      <w:r>
+        <w:rPr>
+          <w:lang w:val="es-ES"/>
+        </w:rPr>
         <w:t>Participé en diversos proyectos de investigación interdisciplinarios, desde la obtención y análisis de datos hasta la difusión de resultados científicos. Las tareas que llevé a cabo incluyen las siguientes:</w:t>
       </w:r>
     </w:p>
     <w:p>
       <w:pPr>
         <w:pStyle w:val="ListBullet"/>
-      </w:pPr>
-      <w:r/>
-      <w:r>
-        <w:rPr>
-          <w:b/>
+        <w:jc w:val="both"/>
+        <w:rPr>
+          <w:lang w:val="es-ES"/>
+        </w:rPr>
+      </w:pPr>
+      <w:r>
+        <w:rPr>
+          <w:b/>
+          <w:lang w:val="es-ES"/>
         </w:rPr>
         <w:t>Conceptualización de proyectos:</w:t>
       </w:r>
       <w:r>
+        <w:rPr>
+          <w:lang w:val="es-ES"/>
+        </w:rPr>
         <w:t xml:space="preserve"> Asistí en la definición de objetivos de investigación, diseño experimental, flujos de trabajo analíticos y estrategias computacionales para abordar preguntas biológicas multi-ómicas.</w:t>
       </w:r>
     </w:p>
     <w:p>
       <w:pPr>
         <w:pStyle w:val="ListBullet"/>
-      </w:pPr>
-      <w:r/>
-      <w:r>
-        <w:rPr>
-          <w:b/>
+        <w:jc w:val="both"/>
+        <w:rPr>
+          <w:lang w:val="es-ES"/>
+        </w:rPr>
+      </w:pPr>
+      <w:r>
+        <w:rPr>
+          <w:b/>
+          <w:lang w:val="es-ES"/>
         </w:rPr>
         <w:t>Administración de sistemas HPC:</w:t>
       </w:r>
       <w:r>
+        <w:rPr>
+          <w:lang w:val="es-ES"/>
+        </w:rPr>
         <w:t xml:space="preserve"> Mantuve la infraestructura computacional del laboratorio, incluyendo instalación de Linux, configuración de software, optimización de rendimiento y prácticas de seguridad de datos.</w:t>
       </w:r>
     </w:p>
     <w:p>
       <w:pPr>
         <w:pStyle w:val="ListBullet"/>
-      </w:pPr>
-      <w:r/>
-      <w:r>
-        <w:rPr>
-          <w:b/>
+        <w:jc w:val="both"/>
+        <w:rPr>
+          <w:lang w:val="es-ES"/>
+        </w:rPr>
+      </w:pPr>
+      <w:r>
+        <w:rPr>
+          <w:b/>
+          <w:lang w:val="es-ES"/>
         </w:rPr>
         <w:t>Ingeniería de flujos de trabajo reproducibles:</w:t>
       </w:r>
       <w:r>
+        <w:rPr>
+          <w:lang w:val="es-ES"/>
+        </w:rPr>
         <w:t xml:space="preserve"> Construí pipelines robustos, escalables y reproducibles usando Nextflow, Snakemake, Python y Bash para automatizar análisis de NGS y metagenómicos.</w:t>
       </w:r>
     </w:p>
     <w:p>
       <w:pPr>
         <w:pStyle w:val="ListBullet"/>
-      </w:pPr>
-      <w:r/>
-      <w:r>
-        <w:rPr>
-          <w:b/>
+        <w:jc w:val="both"/>
+        <w:rPr>
+          <w:lang w:val="es-ES"/>
+        </w:rPr>
+      </w:pPr>
+      <w:r>
+        <w:rPr>
+          <w:b/>
+          <w:lang w:val="es-ES"/>
         </w:rPr>
         <w:t>Desarrollo de herramientas personalizadas:</w:t>
       </w:r>
       <w:r>
+        <w:rPr>
+          <w:lang w:val="es-ES"/>
+        </w:rPr>
         <w:t xml:space="preserve"> Implementé algoritmos especializados y utilidades en Python, R, Bash y Perl para apoyar análisis complejos de múltiples pasos.</w:t>
       </w:r>
     </w:p>
     <w:p>
       <w:pPr>
         <w:pStyle w:val="ListBullet"/>
-      </w:pPr>
-      <w:r/>
-      <w:r>
-        <w:rPr>
-          <w:b/>
+        <w:jc w:val="both"/>
+        <w:rPr>
+          <w:lang w:val="es-ES"/>
+        </w:rPr>
+      </w:pPr>
+      <w:r>
+        <w:rPr>
+          <w:b/>
+          <w:lang w:val="es-ES"/>
         </w:rPr>
         <w:t>Visualización cuantitativa de datos:</w:t>
       </w:r>
       <w:r>
+        <w:rPr>
+          <w:lang w:val="es-ES"/>
+        </w:rPr>
         <w:t xml:space="preserve"> Diseñé visualizaciones completas y paneles de figuras usando ggplot2, seaborn, matplotlib y Jupyter Notebooks.</w:t>
       </w:r>
     </w:p>
     <w:p>
       <w:pPr>
         <w:pStyle w:val="ListBullet"/>
-      </w:pPr>
-      <w:r/>
-      <w:r>
-        <w:rPr>
-          <w:b/>
+        <w:jc w:val="both"/>
+        <w:rPr>
+          <w:lang w:val="es-ES"/>
+        </w:rPr>
+      </w:pPr>
+      <w:r>
+        <w:rPr>
+          <w:b/>
+          <w:lang w:val="es-ES"/>
         </w:rPr>
         <w:t>Mejores prácticas computacionales:</w:t>
       </w:r>
       <w:r>
+        <w:rPr>
+          <w:lang w:val="es-ES"/>
+        </w:rPr>
         <w:t xml:space="preserve"> Mantuve control de versiones a través de repositorios de GitHub e incorporé pruebas CI/CD para garantizar la fiabilidad de los flujos de trabajo.</w:t>
       </w:r>
     </w:p>
     <w:p>
       <w:pPr>
         <w:pStyle w:val="ListBullet"/>
-      </w:pPr>
-      <w:r/>
-      <w:r>
-        <w:rPr>
-          <w:b/>
+        <w:jc w:val="both"/>
+        <w:rPr>
+          <w:lang w:val="es-ES"/>
+        </w:rPr>
+      </w:pPr>
+      <w:r>
+        <w:rPr>
+          <w:b/>
+          <w:lang w:val="es-ES"/>
         </w:rPr>
         <w:t>Elaboración de informes científicos:</w:t>
       </w:r>
       <w:r>
+        <w:rPr>
+          <w:lang w:val="es-ES"/>
+        </w:rPr>
         <w:t xml:space="preserve"> Preparé informes internos de investigación, contribuí a la redacción de manuscritos y proporcioné apoyo analítico para publicaciones de alto impacto.</w:t>
       </w:r>
     </w:p>
     <w:p>
       <w:pPr>
         <w:pStyle w:val="ListBullet"/>
-      </w:pPr>
-      <w:r/>
-      <w:r>
-        <w:rPr>
-          <w:b/>
+        <w:jc w:val="both"/>
+        <w:rPr>
+          <w:lang w:val="es-ES"/>
+        </w:rPr>
+      </w:pPr>
+      <w:r>
+        <w:rPr>
+          <w:b/>
+          <w:lang w:val="es-ES"/>
         </w:rPr>
         <w:t>Presentaciones y divulgación:</w:t>
       </w:r>
       <w:r>
+        <w:rPr>
+          <w:lang w:val="es-ES"/>
+        </w:rPr>
         <w:t xml:space="preserve"> Realicé presentaciones orales y de póster en congresos nacionales e internacionales, y participé en iniciativas de comunicación científica.</w:t>
       </w:r>
     </w:p>
     <w:p>
       <w:pPr>
         <w:pStyle w:val="Heading1"/>
-      </w:pPr>
-      <w:r>
+        <w:jc w:val="both"/>
+        <w:rPr>
+          <w:lang w:val="es-ES"/>
+        </w:rPr>
+      </w:pPr>
+      <w:r>
+        <w:rPr>
+          <w:lang w:val="es-ES"/>
+        </w:rPr>
         <w:t xml:space="preserve"> Educación</w:t>
       </w:r>
     </w:p>
     <w:p>
       <w:pPr>
         <w:pStyle w:val="Heading2"/>
-      </w:pPr>
-      <w:r>
-        <w:t>Doctorado en Ciencias Computacionales (Biología Computacional) | Universidad Nacional Autónoma de México (UNAM) | Ciudad de México, México</w:t>
+        <w:jc w:val="both"/>
+        <w:rPr>
+          <w:lang w:val="es-ES"/>
+        </w:rPr>
+      </w:pPr>
+      <w:r>
+        <w:rPr>
+          <w:lang w:val="es-ES"/>
+        </w:rPr>
+        <w:t>Doctorado en</w:t>
+      </w:r>
+      <w:r>
+        <w:rPr>
+          <w:lang w:val="es-ES"/>
+        </w:rPr>
+        <w:t xml:space="preserve"> Ciencias Bioquímicas</w:t>
+      </w:r>
+      <w:r>
+        <w:rPr>
+          <w:lang w:val="es-ES"/>
+        </w:rPr>
+        <w:t xml:space="preserve"> | Universidad Nacional Autónoma de México</w:t>
+      </w:r>
+      <w:r>
+        <w:rPr>
+          <w:lang w:val="es-ES"/>
+        </w:rPr>
+        <w:t xml:space="preserve"> </w:t>
+      </w:r>
+      <w:r>
+        <w:rPr>
+          <w:lang w:val="es-ES"/>
+        </w:rPr>
+        <w:t xml:space="preserve">| </w:t>
+      </w:r>
+      <w:r>
+        <w:rPr>
+          <w:lang w:val="es-ES"/>
+        </w:rPr>
+        <w:t>Cuernavaca</w:t>
+      </w:r>
+      <w:r>
+        <w:rPr>
+          <w:lang w:val="es-ES"/>
+        </w:rPr>
+        <w:t>,</w:t>
+      </w:r>
+      <w:r>
+        <w:rPr>
+          <w:lang w:val="es-ES"/>
+        </w:rPr>
+        <w:t xml:space="preserve"> Morelos</w:t>
+      </w:r>
+      <w:r>
+        <w:rPr>
+          <w:lang w:val="es-ES"/>
+        </w:rPr>
         <w:tab/>
         <w:t>Enero 2019 - Marzo 2026</w:t>
       </w:r>
@@ -199,9 +468,39 @@
     <w:p>
       <w:pPr>
         <w:pStyle w:val="Heading2"/>
-      </w:pPr>
-      <w:r>
-        <w:t>Maestría en Ciencias Bioquímicas (Biología Computacional) | Universidad Nacional Autónoma de México (UNAM) | Ciudad de México, México</w:t>
+        <w:jc w:val="both"/>
+        <w:rPr>
+          <w:lang w:val="es-ES"/>
+        </w:rPr>
+      </w:pPr>
+      <w:r>
+        <w:rPr>
+          <w:lang w:val="es-ES"/>
+        </w:rPr>
+        <w:t>Maestría en Ciencias Bioquímicas</w:t>
+      </w:r>
+      <w:r>
+        <w:rPr>
+          <w:lang w:val="es-ES"/>
+        </w:rPr>
+        <w:t xml:space="preserve"> </w:t>
+      </w:r>
+      <w:r>
+        <w:rPr>
+          <w:lang w:val="es-ES"/>
+        </w:rPr>
+        <w:t xml:space="preserve">| Universidad Nacional Autónoma de México | </w:t>
+      </w:r>
+      <w:r>
+        <w:rPr>
+          <w:lang w:val="es-ES"/>
+        </w:rPr>
+        <w:t>Cuernavaca, Morelos</w:t>
+      </w:r>
+      <w:r>
+        <w:rPr>
+          <w:lang w:val="es-ES"/>
+        </w:rPr>
         <w:tab/>
         <w:t>Agosto 2016 - Enero 2019</w:t>
       </w:r>
@@ -209,9 +508,21 @@
     <w:p>
       <w:pPr>
         <w:pStyle w:val="Heading2"/>
-      </w:pPr>
-      <w:r>
-        <w:t>Licenciatura en Biología Molecular | Universidad de Guadalajara (UDG) | Guadalajara, México</w:t>
+        <w:jc w:val="both"/>
+        <w:rPr>
+          <w:lang w:val="es-ES"/>
+        </w:rPr>
+      </w:pPr>
+      <w:r>
+        <w:rPr>
+          <w:lang w:val="es-ES"/>
+        </w:rPr>
+        <w:t>Licenciatura en Biología | Universidad de Guadalajara | Guadalajara, México</w:t>
+      </w:r>
+      <w:r>
+        <w:rPr>
+          <w:lang w:val="es-ES"/>
+        </w:rPr>
         <w:tab/>
         <w:t>Agosto 2012 - Enero 2016</w:t>
       </w:r>
@@ -219,378 +530,985 @@
     <w:p>
       <w:pPr>
         <w:pStyle w:val="Heading1"/>
-      </w:pPr>
-      <w:r>
+        <w:jc w:val="both"/>
+        <w:rPr>
+          <w:lang w:val="es-ES"/>
+        </w:rPr>
+      </w:pPr>
+      <w:r>
+        <w:rPr>
+          <w:lang w:val="es-ES"/>
+        </w:rPr>
         <w:t xml:space="preserve"> Experiencia Docente</w:t>
       </w:r>
     </w:p>
     <w:p>
       <w:pPr>
         <w:pStyle w:val="ListBullet"/>
-      </w:pPr>
-      <w:r>
+        <w:jc w:val="both"/>
+        <w:rPr>
+          <w:lang w:val="es-ES"/>
+        </w:rPr>
+      </w:pPr>
+      <w:r>
+        <w:rPr>
+          <w:lang w:val="es-ES"/>
+        </w:rPr>
+        <w:t>Organizador e instructor del evento académico de capacitación en bioinformática y metagenómica "Bioinfo del Norte", dirigido a investigadores del Centro de Investigación en Alimentación y Desarrollo, A.C. (CIAD), Hermosillo, Sonora. Septiembre, 2024.</w:t>
+      </w:r>
+    </w:p>
+    <w:p>
+      <w:pPr>
+        <w:pStyle w:val="ListBullet"/>
+        <w:jc w:val="both"/>
+        <w:rPr>
+          <w:lang w:val="es-ES"/>
+        </w:rPr>
+      </w:pPr>
+      <w:r>
+        <w:rPr>
+          <w:lang w:val="es-ES"/>
+        </w:rPr>
         <w:t>Profesor invitado en la Universidad de La Sabana (Chia, Colombia). Diciembre, 2023.</w:t>
       </w:r>
     </w:p>
     <w:p>
       <w:pPr>
         <w:pStyle w:val="ListBullet"/>
-      </w:pPr>
-      <w:r>
-        <w:t>Organizador e instructor del evento académico de capacitación en bioinformática y metagenómica "Bioinfo del Norte", dirigido a investigadores del Centro de Investigación en Alimentación y Desarrollo, A.C. (CIAD), Hermosillo, Sonora. Septiembre, 2024.</w:t>
+        <w:jc w:val="both"/>
+        <w:rPr>
+          <w:lang w:val="es-ES"/>
+        </w:rPr>
+      </w:pPr>
+      <w:r>
+        <w:rPr>
+          <w:lang w:val="es-ES"/>
+        </w:rPr>
+        <w:t>Simposio Microbiota de la teoría a la práctica clínica, Colegio de Profesionales de la Nutrición de Querétaro y el Bajío. Junio, 2021.</w:t>
       </w:r>
     </w:p>
     <w:p>
       <w:pPr>
         <w:pStyle w:val="ListBullet"/>
-      </w:pPr>
-      <w:r>
-        <w:t>Simposio Microbiota de la teoría a la práctica clínica, Colegio de Profesionales de la Nutrición de Querétaro y el Bajío. Junio, 2021.</w:t>
+        <w:jc w:val="both"/>
+        <w:rPr>
+          <w:lang w:val="es-ES"/>
+        </w:rPr>
+      </w:pPr>
+      <w:r>
+        <w:rPr>
+          <w:lang w:val="es-ES"/>
+        </w:rPr>
+        <w:t>Taller de Bioinformática e Investigación Reproducible del Posgrado en Ciencias Biológicas de la UNAM. Octubre, 2019.</w:t>
       </w:r>
     </w:p>
     <w:p>
       <w:pPr>
         <w:pStyle w:val="ListBullet"/>
-      </w:pPr>
-      <w:r>
-        <w:t>Taller de Bioinformática e Investigación Reproducible del Posgrado en Ciencias Biológicas de la UNAM. Octubre, 2019.</w:t>
+        <w:jc w:val="both"/>
+        <w:rPr>
+          <w:lang w:val="es-ES"/>
+        </w:rPr>
+      </w:pPr>
+      <w:r>
+        <w:rPr>
+          <w:lang w:val="es-ES"/>
+        </w:rPr>
+        <w:t>Profesor invitado en el Centro de Ciencias Genómicas, UNAM. Agosto, 2018.</w:t>
+      </w:r>
+    </w:p>
+    <w:p>
+      <w:pPr>
+        <w:pStyle w:val="Heading1"/>
+        <w:jc w:val="both"/>
+        <w:rPr>
+          <w:lang w:val="es-ES"/>
+        </w:rPr>
+      </w:pPr>
+      <w:r>
+        <w:rPr>
+          <w:lang w:val="es-ES"/>
+        </w:rPr>
+        <w:t xml:space="preserve"> Tesis Dirigidas</w:t>
       </w:r>
     </w:p>
     <w:p>
       <w:pPr>
         <w:pStyle w:val="ListBullet"/>
-      </w:pPr>
-      <w:r>
-        <w:t>Profesor invitado en el Centro de Ciencias Genómicas, UNAM. Agosto, 2018.</w:t>
+        <w:jc w:val="both"/>
+        <w:rPr>
+          <w:lang w:val="es-ES"/>
+        </w:rPr>
+      </w:pPr>
+      <w:r>
+        <w:rPr>
+          <w:lang w:val="es-ES"/>
+        </w:rPr>
+        <w:t>Tesis de Licenciatura: Itzel Abigail Hernández Reyna, Licenciatura en Nutrición (Universidad Autónoma del Estado de Morelos), Diciembre 2019. "Impacto de los bacteriófagos asociados a la obesidad infantil en el metagenoma intestinal."</w:t>
+      </w:r>
+    </w:p>
+    <w:p>
+      <w:pPr>
+        <w:spacing w:before="0"/>
+        <w:jc w:val="both"/>
+        <w:rPr>
+          <w:lang w:val="es-ES"/>
+        </w:rPr>
+      </w:pPr>
+      <w:r>
+        <w:rPr>
+          <w:lang w:val="es-ES"/>
+        </w:rPr>
+        <w:br w:type="page"/>
       </w:r>
     </w:p>
     <w:p>
       <w:pPr>
         <w:pStyle w:val="Heading1"/>
-      </w:pPr>
-      <w:r>
-        <w:t xml:space="preserve"> Tesis Dirigidas</w:t>
+        <w:jc w:val="both"/>
+        <w:rPr>
+          <w:lang w:val="es-ES"/>
+        </w:rPr>
+      </w:pPr>
+      <w:r>
+        <w:rPr>
+          <w:lang w:val="es-ES"/>
+        </w:rPr>
+        <w:lastRenderedPageBreak/>
+        <w:t xml:space="preserve"> Habilidades Personales</w:t>
+      </w:r>
+    </w:p>
+    <w:p>
+      <w:pPr>
+        <w:pStyle w:val="ListParagraph"/>
+        <w:numPr>
+          <w:ilvl w:val="0"/>
+          <w:numId w:val="3"/>
+        </w:numPr>
+        <w:jc w:val="both"/>
+        <w:rPr>
+          <w:lang w:val="es-ES"/>
+        </w:rPr>
+      </w:pPr>
+      <w:r>
+        <w:rPr>
+          <w:lang w:val="es-ES"/>
+        </w:rPr>
+        <w:t>Adaptable y con capacidad de aprender rápidamente nuevas tecnologías, métodos analíticos y herramientas computacionales.</w:t>
+      </w:r>
+    </w:p>
+    <w:p>
+      <w:pPr>
+        <w:pStyle w:val="ListParagraph"/>
+        <w:numPr>
+          <w:ilvl w:val="0"/>
+          <w:numId w:val="3"/>
+        </w:numPr>
+        <w:jc w:val="both"/>
+        <w:rPr>
+          <w:lang w:val="es-ES"/>
+        </w:rPr>
+      </w:pPr>
+      <w:r>
+        <w:rPr>
+          <w:lang w:val="es-ES"/>
+        </w:rPr>
+        <w:t>Fuertes habilidades para la resolución de problemas, capaz de gestionar múltiples proyectos complejos manteniendo resultados de alta calidad.</w:t>
+      </w:r>
+    </w:p>
+    <w:p>
+      <w:pPr>
+        <w:pStyle w:val="ListParagraph"/>
+        <w:numPr>
+          <w:ilvl w:val="0"/>
+          <w:numId w:val="3"/>
+        </w:numPr>
+        <w:jc w:val="both"/>
+        <w:rPr>
+          <w:lang w:val="es-ES"/>
+        </w:rPr>
+      </w:pPr>
+      <w:r>
+        <w:rPr>
+          <w:lang w:val="es-ES"/>
+        </w:rPr>
+        <w:t>Comunicador efectivo con experiencia en colaboración con equipos interdisciplinarios y trabajo independiente.</w:t>
+      </w:r>
+    </w:p>
+    <w:p>
+      <w:pPr>
+        <w:pStyle w:val="Heading1"/>
+        <w:jc w:val="both"/>
+        <w:rPr>
+          <w:lang w:val="es-ES"/>
+        </w:rPr>
+      </w:pPr>
+      <w:r>
+        <w:rPr>
+          <w:lang w:val="es-ES"/>
+        </w:rPr>
+        <w:t>Lenguajes de Programación, Herramientas y Habilidades Bioinformáticas</w:t>
+      </w:r>
+    </w:p>
+    <w:p>
+      <w:pPr>
+        <w:jc w:val="both"/>
+        <w:rPr>
+          <w:lang w:val="es-ES"/>
+        </w:rPr>
+      </w:pPr>
+      <w:r>
+        <w:rPr>
+          <w:b/>
+          <w:lang w:val="es-ES"/>
+        </w:rPr>
+        <w:t>Habilidades bioinformáticas especializadas:</w:t>
+      </w:r>
+      <w:r>
+        <w:rPr>
+          <w:lang w:val="es-ES"/>
+        </w:rPr>
+        <w:t xml:space="preserve"> Ensamblado y anotación de genomas y transcriptomas; análisis de expresión diferencial; perfilamiento taxonómico; análisis funcional y de vías metabólicas; automatización ETL para datos multi-ómicos</w:t>
+      </w:r>
+    </w:p>
+    <w:p>
+      <w:pPr>
+        <w:jc w:val="both"/>
+        <w:rPr>
+          <w:lang w:val="es-ES"/>
+        </w:rPr>
+      </w:pPr>
+      <w:r>
+        <w:rPr>
+          <w:b/>
+          <w:lang w:val="es-ES"/>
+        </w:rPr>
+        <w:t>Habilidades de biología molecular:</w:t>
+      </w:r>
+      <w:r>
+        <w:rPr>
+          <w:lang w:val="es-ES"/>
+        </w:rPr>
+        <w:t xml:space="preserve"> Extracción de DNA/RNA, PCR/qPCR, electroforesis en gel, control de calidad de muestras, preparación de bibliotecas para NGS, cultivo y manejo de bacterias, preparación de plásmidos, técnica estéril (BSL-2)</w:t>
+      </w:r>
+    </w:p>
+    <w:p>
+      <w:pPr>
+        <w:jc w:val="both"/>
+        <w:rPr>
+          <w:lang w:val="es-ES"/>
+        </w:rPr>
+      </w:pPr>
+      <w:r>
+        <w:rPr>
+          <w:b/>
+          <w:lang w:val="es-ES"/>
+        </w:rPr>
+        <w:t>Herramientas y métodos bioinformáticos:</w:t>
+      </w:r>
+      <w:r>
+        <w:rPr>
+          <w:lang w:val="es-ES"/>
+        </w:rPr>
+        <w:t xml:space="preserve"> Snakemake, Nextflow, QIIME2, Trinity, SPAdes, Bowtie2, BWA, HISAT2, samtools, fastp, Kraken2</w:t>
+      </w:r>
+    </w:p>
+    <w:p>
+      <w:pPr>
+        <w:jc w:val="both"/>
+        <w:rPr>
+          <w:lang w:val="es-ES"/>
+        </w:rPr>
+      </w:pPr>
+      <w:r>
+        <w:rPr>
+          <w:b/>
+          <w:lang w:val="es-ES"/>
+        </w:rPr>
+        <w:t>Análisis NGS y multi-ómicas:</w:t>
+      </w:r>
+      <w:r>
+        <w:rPr>
+          <w:lang w:val="es-ES"/>
+        </w:rPr>
+        <w:t xml:space="preserve"> RNA-seq, WGS, perfilamiento de 16S rRNA, metagenómica, metatranscriptómica, virómica</w:t>
+      </w:r>
+    </w:p>
+    <w:p>
+      <w:pPr>
+        <w:jc w:val="both"/>
+        <w:rPr>
+          <w:lang w:val="es-ES"/>
+        </w:rPr>
+      </w:pPr>
+      <w:r>
+        <w:rPr>
+          <w:b/>
+          <w:lang w:val="es-ES"/>
+        </w:rPr>
+        <w:t>Lenguajes de programación:</w:t>
+      </w:r>
+      <w:r>
+        <w:rPr>
+          <w:lang w:val="es-ES"/>
+        </w:rPr>
+        <w:t xml:space="preserve"> Python, R, Bash, SQL, C#, JavaScript </w:t>
+      </w:r>
+    </w:p>
+    <w:p>
+      <w:pPr>
+        <w:jc w:val="both"/>
+        <w:rPr>
+          <w:lang w:val="es-ES"/>
+        </w:rPr>
+      </w:pPr>
+      <w:r>
+        <w:rPr>
+          <w:b/>
+          <w:lang w:val="es-ES"/>
+        </w:rPr>
+        <w:t>Frameworks y librerías:</w:t>
+      </w:r>
+      <w:r>
+        <w:rPr>
+          <w:lang w:val="es-ES"/>
+        </w:rPr>
+        <w:t xml:space="preserve"> React, Django, ASP.NET Core, Shiny</w:t>
+      </w:r>
+    </w:p>
+    <w:p>
+      <w:pPr>
+        <w:jc w:val="both"/>
+        <w:rPr>
+          <w:lang w:val="es-ES"/>
+        </w:rPr>
+      </w:pPr>
+      <w:r>
+        <w:rPr>
+          <w:b/>
+          <w:lang w:val="es-ES"/>
+        </w:rPr>
+        <w:t>Computación y DevOps:</w:t>
+      </w:r>
+      <w:r>
+        <w:rPr>
+          <w:lang w:val="es-ES"/>
+        </w:rPr>
+        <w:t xml:space="preserve"> Linux, Cómputo de Alto Rendimiento (HPC), Docker, Git/GitHub, flujos CI/CD</w:t>
+      </w:r>
+    </w:p>
+    <w:p>
+      <w:pPr>
+        <w:jc w:val="both"/>
+        <w:rPr>
+          <w:lang w:val="es-ES"/>
+        </w:rPr>
+      </w:pPr>
+      <w:r>
+        <w:rPr>
+          <w:b/>
+          <w:lang w:val="es-ES"/>
+        </w:rPr>
+        <w:t>Ciencia de datos y visualización:</w:t>
+      </w:r>
+      <w:r>
+        <w:rPr>
+          <w:lang w:val="es-ES"/>
+        </w:rPr>
+        <w:t xml:space="preserve"> ggplot2, seaborn, matplotlib, Jupyter Notebooks, RStudio</w:t>
+      </w:r>
+    </w:p>
+    <w:p>
+      <w:pPr>
+        <w:jc w:val="both"/>
+        <w:rPr>
+          <w:lang w:val="es-ES"/>
+        </w:rPr>
+      </w:pPr>
+      <w:r>
+        <w:rPr>
+          <w:b/>
+          <w:lang w:val="es-ES"/>
+        </w:rPr>
+        <w:t>Bases de datos:</w:t>
+      </w:r>
+      <w:r>
+        <w:rPr>
+          <w:lang w:val="es-ES"/>
+        </w:rPr>
+        <w:t xml:space="preserve"> MySQL, PostgreSQL, MongoDB</w:t>
+      </w:r>
+    </w:p>
+    <w:p>
+      <w:pPr>
+        <w:pStyle w:val="Heading1"/>
+        <w:jc w:val="both"/>
+        <w:rPr>
+          <w:lang w:val="es-ES"/>
+        </w:rPr>
+      </w:pPr>
+      <w:r>
+        <w:rPr>
+          <w:lang w:val="es-ES"/>
+        </w:rPr>
+        <w:t>Idiomas</w:t>
       </w:r>
     </w:p>
     <w:p>
       <w:pPr>
         <w:pStyle w:val="ListBullet"/>
-      </w:pPr>
-      <w:r>
-        <w:t>Tesis de Licenciatura: Itzel Abigail Hernández Reyna, Licenciatura en Nutrición (Universidad Autónoma del Estado de Morelos), Diciembre 2019. "Impacto de los bacteriófagos asociados a la obesidad infantil en el metagenoma intestinal."</w:t>
+        <w:jc w:val="both"/>
+        <w:rPr>
+          <w:lang w:val="es-ES"/>
+        </w:rPr>
+      </w:pPr>
+      <w:r>
+        <w:rPr>
+          <w:lang w:val="es-ES"/>
+        </w:rPr>
+        <w:t>Español – Nativo</w:t>
+      </w:r>
+    </w:p>
+    <w:p>
+      <w:pPr>
+        <w:pStyle w:val="ListBullet"/>
+        <w:jc w:val="both"/>
+        <w:rPr>
+          <w:lang w:val="es-ES"/>
+        </w:rPr>
+      </w:pPr>
+      <w:r>
+        <w:rPr>
+          <w:lang w:val="es-ES"/>
+        </w:rPr>
+        <w:t>Inglés – Dominio profesional</w:t>
       </w:r>
     </w:p>
     <w:p>
       <w:pPr>
         <w:pStyle w:val="Heading1"/>
-      </w:pPr>
-      <w:r>
-        <w:t xml:space="preserve"> Habilidades Personales</w:t>
-      </w:r>
-    </w:p>
-    <w:p>
-      <w:pPr/>
-      <w:r>
-        <w:t>Adaptable y con capacidad de aprender rápidamente nuevas tecnologías, métodos analíticos y herramientas computacionales.</w:t>
-      </w:r>
-    </w:p>
-    <w:p>
-      <w:pPr/>
-      <w:r>
-        <w:t>Fuertes habilidades para la resolución de problemas, capaz de gestionar múltiples proyectos complejos manteniendo resultados de alta calidad.</w:t>
-      </w:r>
-    </w:p>
-    <w:p>
-      <w:pPr/>
-      <w:r>
-        <w:t>Comunicador efectivo con experiencia en colaboración con equipos interdisciplinarios y trabajo independiente.</w:t>
-      </w:r>
-    </w:p>
-    <w:p>
-      <w:pPr/>
-      <w:r>
-        <w:t>Con habilidades en operaciones técnicas como mantenimiento de servidores, flujos de trabajo Git/GitHub y desarrollo de scripts automatizados para tareas de investigación.</w:t>
-      </w:r>
-    </w:p>
-    <w:p>
-      <w:pPr>
-        <w:pStyle w:val="Heading1"/>
-      </w:pPr>
-      <w:r>
-        <w:t xml:space="preserve"> Lenguajes de Programación, Herramientas y Habilidades Bioinformáticas</w:t>
-      </w:r>
-    </w:p>
-    <w:p>
-      <w:pPr/>
-      <w:r/>
-      <w:r>
-        <w:rPr>
-          <w:b/>
-        </w:rPr>
-        <w:t>Lenguajes de programación:</w:t>
-      </w:r>
-      <w:r>
-        <w:t xml:space="preserve"> Python, R, Bash, SQL, C#, JavaScript, TypeScript, HTML/CSS</w:t>
-      </w:r>
-    </w:p>
-    <w:p>
-      <w:pPr/>
-      <w:r/>
-      <w:r>
-        <w:rPr>
-          <w:b/>
-        </w:rPr>
-        <w:t>Frameworks y librerías:</w:t>
-      </w:r>
-      <w:r>
-        <w:t xml:space="preserve"> React, Django, ASP.NET Core, Shiny</w:t>
-      </w:r>
-    </w:p>
-    <w:p>
-      <w:pPr/>
-      <w:r/>
-      <w:r>
-        <w:rPr>
-          <w:b/>
-        </w:rPr>
-        <w:t>Computación y DevOps:</w:t>
-      </w:r>
-      <w:r>
-        <w:t xml:space="preserve"> Linux, Cómputo de Alto Rendimiento (HPC/SLURM), Docker, Git/GitHub, flujos CI/CD, Conda</w:t>
-      </w:r>
-    </w:p>
-    <w:p>
-      <w:pPr/>
-      <w:r/>
-      <w:r>
-        <w:rPr>
-          <w:b/>
-        </w:rPr>
-        <w:t>Ciencia de datos y visualización:</w:t>
-      </w:r>
-      <w:r>
-        <w:t xml:space="preserve"> ggplot2, seaborn, matplotlib, Jupyter Notebooks, RStudio</w:t>
-      </w:r>
-    </w:p>
-    <w:p>
-      <w:pPr/>
-      <w:r/>
-      <w:r>
-        <w:rPr>
-          <w:b/>
-        </w:rPr>
-        <w:t>Bases de datos:</w:t>
-      </w:r>
-      <w:r>
-        <w:t xml:space="preserve"> MySQL, PostgreSQL, MongoDB</w:t>
-      </w:r>
-    </w:p>
-    <w:p>
-      <w:pPr/>
-      <w:r/>
-      <w:r>
-        <w:rPr>
-          <w:b/>
-        </w:rPr>
-        <w:t>Herramientas y métodos bioinformáticos:</w:t>
-      </w:r>
-      <w:r>
-        <w:t xml:space="preserve"> Snakemake, Nextflow, QIIME2, Trinity, SPAdes, Bowtie2, BWA, HISAT2, samtools, fastp, Kraken2</w:t>
-      </w:r>
-    </w:p>
-    <w:p>
-      <w:pPr/>
-      <w:r/>
-      <w:r>
-        <w:rPr>
-          <w:b/>
-        </w:rPr>
-        <w:t>Análisis NGS y multi-ómicas:</w:t>
-      </w:r>
-      <w:r>
-        <w:t xml:space="preserve"> RNA-seq, WGS, perfilamiento de 16S rRNA, metagenómica, metatranscriptómica, virómica</w:t>
-      </w:r>
-    </w:p>
-    <w:p>
-      <w:pPr/>
-      <w:r/>
-      <w:r>
-        <w:rPr>
-          <w:b/>
-        </w:rPr>
-        <w:t>Habilidades bioinformáticas especializadas:</w:t>
-      </w:r>
-      <w:r>
-        <w:t xml:space="preserve"> Ensamblado y anotación de genomas y transcriptomas; análisis de expresión diferencial; perfilamiento taxonómico; análisis funcional y de vías metabólicas; automatización ETL para datos multi-ómicos</w:t>
-      </w:r>
-    </w:p>
-    <w:p>
-      <w:pPr/>
-      <w:r/>
-      <w:r>
-        <w:rPr>
-          <w:b/>
-        </w:rPr>
-        <w:t>Habilidades de biología molecular:</w:t>
-      </w:r>
-      <w:r>
-        <w:t xml:space="preserve"> Extracción de DNA/RNA, PCR/qPCR, electroforesis en gel, control de calidad de muestras, preparación de bibliotecas para NGS, cultivo y manejo de bacterias, preparación de plásmidos, técnica estéril (BSL-2) y colaboración con equipos de laboratorio húmedo</w:t>
-      </w:r>
-    </w:p>
-    <w:p>
-      <w:pPr>
-        <w:pStyle w:val="Heading1"/>
-      </w:pPr>
-      <w:r>
-        <w:t xml:space="preserve"> Idiomas</w:t>
+        <w:jc w:val="both"/>
+        <w:rPr>
+          <w:lang w:val="es-ES"/>
+        </w:rPr>
+      </w:pPr>
+      <w:r>
+        <w:rPr>
+          <w:lang w:val="es-ES"/>
+        </w:rPr>
+        <w:t xml:space="preserve"> Publicaciones</w:t>
       </w:r>
     </w:p>
     <w:p>
       <w:pPr>
         <w:pStyle w:val="ListBullet"/>
-      </w:pPr>
-      <w:r>
-        <w:t>Español – Nativo</w:t>
+        <w:numPr>
+          <w:ilvl w:val="0"/>
+          <w:numId w:val="4"/>
+        </w:numPr>
+        <w:jc w:val="both"/>
+        <w:rPr>
+          <w:lang w:val="es-ES"/>
+        </w:rPr>
+      </w:pPr>
+      <w:r>
+        <w:rPr>
+          <w:lang w:val="es-ES"/>
+        </w:rPr>
+        <w:t xml:space="preserve">Jatuyosporn T, Laohawutthichai P, Cornejo-Granados F, </w:t>
+      </w:r>
+      <w:r>
+        <w:rPr>
+          <w:b/>
+          <w:bCs/>
+          <w:lang w:val="es-ES"/>
+        </w:rPr>
+        <w:t>Gallardo-Becerra L</w:t>
+      </w:r>
+      <w:r>
+        <w:rPr>
+          <w:lang w:val="es-ES"/>
+        </w:rPr>
+        <w:t xml:space="preserve">, Tassanakajon A, Hurtado-Ramírez JM, Ochoa-Leyva A, Krusong K. </w:t>
+      </w:r>
+      <w:r>
+        <w:rPr>
+          <w:i/>
+          <w:iCs/>
+          <w:lang w:val="es-ES"/>
+        </w:rPr>
+        <w:t>De novo</w:t>
+      </w:r>
+      <w:r>
+        <w:rPr>
+          <w:lang w:val="es-ES"/>
+        </w:rPr>
+        <w:t xml:space="preserve"> transcriptome assembly and annotation of </w:t>
+      </w:r>
+      <w:r>
+        <w:rPr>
+          <w:i/>
+          <w:iCs/>
+          <w:lang w:val="es-ES"/>
+        </w:rPr>
+        <w:t>Penaeus monodon</w:t>
+      </w:r>
+      <w:r>
+        <w:rPr>
+          <w:lang w:val="es-ES"/>
+        </w:rPr>
+        <w:t xml:space="preserve"> hemocytes under WSSV infection and STAT knockdown. Sci Data. 2026.</w:t>
       </w:r>
     </w:p>
     <w:p>
       <w:pPr>
         <w:pStyle w:val="ListBullet"/>
-      </w:pPr>
-      <w:r>
-        <w:t>Inglés – Dominio profesional completo</w:t>
-      </w:r>
-    </w:p>
-    <w:p>
-      <w:pPr>
-        <w:pStyle w:val="Heading1"/>
-      </w:pPr>
-      <w:r>
-        <w:t xml:space="preserve"> Publicaciones</w:t>
+        <w:numPr>
+          <w:ilvl w:val="0"/>
+          <w:numId w:val="4"/>
+        </w:numPr>
+        <w:jc w:val="both"/>
+        <w:rPr>
+          <w:lang w:val="es-ES"/>
+        </w:rPr>
+      </w:pPr>
+      <w:r>
+        <w:rPr>
+          <w:b/>
+          <w:bCs/>
+          <w:lang w:val="es-ES"/>
+        </w:rPr>
+        <w:t>Gallardo-Becerra L</w:t>
+      </w:r>
+      <w:r>
+        <w:rPr>
+          <w:lang w:val="es-ES"/>
+        </w:rPr>
+        <w:t>, Cornejo-Granados F, Bikel S, Arenas I, López-Leal G, Alvarado-Gonzalez C, Sánchez-López F, Manzo R, Corzo G, Espino-Solis GP, Canizales-Quinteros S, Ochoa-Leyva A. Bioactive plasmid- and phage-encoded antimicrobial peptides (AMPs) in the human gut: a metatranscriptome–virome profiling reveals exploratory links to metabolic human diseases. Microb Ecol. 2025 Nov 28.</w:t>
       </w:r>
     </w:p>
     <w:p>
       <w:pPr>
         <w:pStyle w:val="ListBullet"/>
-      </w:pPr>
-      <w:r>
-        <w:t>Jatuyosporn T, Laohawutthichai P, Cornejo-Granados F, Gallardo-Becerra L, Tassanakajon A, Hurtado-Ramírez JM, Ochoa-Leyva A, Krusong K. *De novo* transcriptome assembly and annotation of *Penaeus monodon* hemocytes under WSSV infection and STAT knockdown. Sci Data. 2026.</w:t>
+        <w:numPr>
+          <w:ilvl w:val="0"/>
+          <w:numId w:val="4"/>
+        </w:numPr>
+        <w:jc w:val="both"/>
+        <w:rPr>
+          <w:bCs/>
+          <w:lang w:val="es-ES"/>
+        </w:rPr>
+      </w:pPr>
+      <w:r>
+        <w:rPr>
+          <w:bCs/>
+          <w:lang w:val="es-ES"/>
+        </w:rPr>
+        <w:t xml:space="preserve">Cornejo-Granados F, </w:t>
+      </w:r>
+      <w:r>
+        <w:rPr>
+          <w:b/>
+          <w:lang w:val="es-ES"/>
+        </w:rPr>
+        <w:t>Gallardo-Becerra L</w:t>
+      </w:r>
+      <w:r>
+        <w:rPr>
+          <w:bCs/>
+          <w:lang w:val="es-ES"/>
+        </w:rPr>
+        <w:t>, Romero-Hidalgo S, Lopez-Zavala AA, Cota-Huízar A, Cervantes-Echeverría M, Sotelo-Mundo RR, Ochoa-Leyva A. Host genome drives the microbiota enrichment of beneficial microbes in shrimp: exploring the hologenome perspective. Animal Microbiome. 2025 May 22;7(1):50.</w:t>
       </w:r>
     </w:p>
     <w:p>
       <w:pPr>
         <w:pStyle w:val="ListBullet"/>
-      </w:pPr>
-      <w:r>
-        <w:t>Gallardo-Becerra L, Cornejo-Granados F, Bikel S, Arenas I, López-Leal G, Alvarado-Gonzalez C, Sánchez-López F, Manzo R, Corzo G, Espino-Solis GP, Canizales-Quinteros S, Ochoa-Leyva A. Bioactive plasmid- and phage-encoded antimicrobial peptides (AMPs) in the human gut: a metatranscriptome–virome profiling reveals exploratory links to metabolic human diseases. Microb Ecol. 2025 Nov 28.</w:t>
+        <w:numPr>
+          <w:ilvl w:val="0"/>
+          <w:numId w:val="4"/>
+        </w:numPr>
+        <w:jc w:val="both"/>
+        <w:rPr>
+          <w:lang w:val="es-ES"/>
+        </w:rPr>
+      </w:pPr>
+      <w:r>
+        <w:rPr>
+          <w:lang w:val="es-ES"/>
+        </w:rPr>
+        <w:t xml:space="preserve">Manzo R, </w:t>
+      </w:r>
+      <w:r>
+        <w:rPr>
+          <w:b/>
+          <w:bCs/>
+          <w:lang w:val="es-ES"/>
+        </w:rPr>
+        <w:t>Gallardo-Becerra L</w:t>
+      </w:r>
+      <w:r>
+        <w:rPr>
+          <w:lang w:val="es-ES"/>
+        </w:rPr>
+        <w:t>, Díaz de León-Guerrero S, Villaseñor T, Cornejo-Granados F, Salazar-León J, Ochoa-Leyva A, Pedraza-Alva G, Pérez-Martínez L. Environmental Enrichment Prevents Gut Dysbiosis Progression and Enhances Glucose Metabolism in High-Fat Diet-Induced Obese Mice. International Journal of Molecular Sciences. 2024 Jan;25(13):6904.</w:t>
       </w:r>
     </w:p>
     <w:p>
       <w:pPr>
         <w:pStyle w:val="ListBullet"/>
-      </w:pPr>
-      <w:r/>
-      <w:r>
-        <w:rPr>
-          <w:b/>
-        </w:rPr>
-        <w:t>Cornejo-Granados F, Gallardo-Becerra L, Romero-Hidalgo S, Lopez-Zavala AA, Cota-Huízar A, Cervantes-Echeverría M, Sotelo-Mundo RR, Ochoa-Leyva A. Host genome drives the microbiota enrichment of beneficial microbes in shrimp: exploring the hologenome perspective. Animal Microbiome. 2025 May 22;7(1):50.</w:t>
-      </w:r>
-      <w:r>
-        <w:t xml:space="preserve"> 4. Manzo R, Gallardo-Becerra L, Díaz de León-Guerrero S, Villaseñor T, Cornejo-Granados F, Salazar-León J, Ochoa-Leyva A, Pedraza-Alva G, Pérez-Martínez L. Environmental Enrichment Prevents Gut Dysbiosis Progression and Enhances Glucose Metabolism in High-Fat Diet-Induced Obese Mice. International Journal of Molecular Sciences. 2024 Jan;25(13):6904.</w:t>
+        <w:numPr>
+          <w:ilvl w:val="0"/>
+          <w:numId w:val="4"/>
+        </w:numPr>
+        <w:jc w:val="both"/>
+        <w:rPr>
+          <w:lang w:val="es-ES"/>
+        </w:rPr>
+      </w:pPr>
+      <w:r>
+        <w:rPr>
+          <w:lang w:val="es-ES"/>
+        </w:rPr>
+        <w:t xml:space="preserve">Jatuyosporn T, Laohawutthichai P, Ochoa Romo JP, </w:t>
+      </w:r>
+      <w:r>
+        <w:rPr>
+          <w:b/>
+          <w:bCs/>
+          <w:lang w:val="es-ES"/>
+        </w:rPr>
+        <w:t>Gallardo-Becerra L</w:t>
+      </w:r>
+      <w:r>
+        <w:rPr>
+          <w:lang w:val="es-ES"/>
+        </w:rPr>
+        <w:t>, Sánchez Lopez F, Tassanakajon A, Ochoa-Leyva A, Krusong K. White spot syndrome virus impact on the expression of immune genes and gut microbiome of black tiger shrimp Penaeus monodon. Sci Rep. 2023 Jan 18;13(1):996.</w:t>
       </w:r>
     </w:p>
     <w:p>
       <w:pPr>
         <w:pStyle w:val="ListBullet"/>
-      </w:pPr>
-      <w:r>
-        <w:t>Jatuyosporn T, Laohawutthichai P, Ochoa Romo JP, Gallardo-Becerra L, Sánchez Lopez F, Tassanakajon A, Ochoa-Leyva A, Krusong K. White spot syndrome virus impact on the expression of immune genes and gut microbiome of black tiger shrimp Penaeus monodon. Sci Rep. 2023 Jan 18;13(1):996.</w:t>
+        <w:numPr>
+          <w:ilvl w:val="0"/>
+          <w:numId w:val="4"/>
+        </w:numPr>
+        <w:jc w:val="both"/>
+        <w:rPr>
+          <w:lang w:val="es-ES"/>
+        </w:rPr>
+      </w:pPr>
+      <w:r>
+        <w:rPr>
+          <w:b/>
+          <w:bCs/>
+          <w:lang w:val="es-ES"/>
+        </w:rPr>
+        <w:t>Gallardo-Becerra L</w:t>
+      </w:r>
+      <w:r>
+        <w:rPr>
+          <w:lang w:val="es-ES"/>
+        </w:rPr>
+        <w:t>, Cervantes-Echeverría M, Cornejo-Granados F, Vazquez-Morado LE, Ochoa-Leyva A. Perspectives in Searching Antimicrobial Peptides (AMPs) Produced by the Microbiota. Microb Ecol. 2023 Dec 1;87(1):8.</w:t>
       </w:r>
     </w:p>
     <w:p>
       <w:pPr>
         <w:pStyle w:val="ListBullet"/>
-      </w:pPr>
-      <w:r>
-        <w:t>Gallardo-Becerra L, Cervantes-Echeverría M, Cornejo-Granados F, Vazquez-Morado LE, Ochoa-Leyva A. Perspectives in Searching Antimicrobial Peptides (AMPs) Produced by the Microbiota. Microb Ecol. 2023 Dec 1;87(1):8.</w:t>
+        <w:numPr>
+          <w:ilvl w:val="0"/>
+          <w:numId w:val="4"/>
+        </w:numPr>
+        <w:jc w:val="both"/>
+        <w:rPr>
+          <w:lang w:val="es-ES"/>
+        </w:rPr>
+      </w:pPr>
+      <w:r>
+        <w:rPr>
+          <w:lang w:val="es-ES"/>
+        </w:rPr>
+        <w:t xml:space="preserve">Chino de la Cruz CM, Cornejo-Granados F, </w:t>
+      </w:r>
+      <w:r>
+        <w:rPr>
+          <w:b/>
+          <w:bCs/>
+          <w:lang w:val="es-ES"/>
+        </w:rPr>
+        <w:t>Gallardo-Becerra L</w:t>
+      </w:r>
+      <w:r>
+        <w:rPr>
+          <w:lang w:val="es-ES"/>
+        </w:rPr>
+        <w:t>, Rodríguez-Alegría ME, Ochoa-Leyva A, López Munguía A. Complete genome sequence and characterization of a novel Enterococcus faecium with probiotic potential isolated from the gut of Litopenaeus vannamei. Microbial Genomics. 2023;9(3):000938.</w:t>
       </w:r>
     </w:p>
     <w:p>
       <w:pPr>
         <w:pStyle w:val="ListBullet"/>
-      </w:pPr>
-      <w:r>
-        <w:t>Chino de la Cruz CM, Cornejo-Granados F, Gallardo-Becerra L, Rodríguez-Alegría ME, Ochoa-Leyva A, López Munguía A. Complete genome sequence and characterization of a novel Enterococcus faecium with probiotic potential isolated from the gut of Litopenaeus vannamei. Microbial Genomics. 2023;9(3):000938.</w:t>
+        <w:numPr>
+          <w:ilvl w:val="0"/>
+          <w:numId w:val="4"/>
+        </w:numPr>
+        <w:jc w:val="both"/>
+        <w:rPr>
+          <w:lang w:val="es-ES"/>
+        </w:rPr>
+      </w:pPr>
+      <w:r>
+        <w:rPr>
+          <w:lang w:val="es-ES"/>
+        </w:rPr>
+        <w:t xml:space="preserve">Cervantes-Echeverría M, </w:t>
+      </w:r>
+      <w:r>
+        <w:rPr>
+          <w:b/>
+          <w:bCs/>
+          <w:lang w:val="es-ES"/>
+        </w:rPr>
+        <w:t>Gallardo-Becerra L</w:t>
+      </w:r>
+      <w:r>
+        <w:rPr>
+          <w:lang w:val="es-ES"/>
+        </w:rPr>
+        <w:t>, Cornejo-Granados F, Ochoa-Leyva A. The Two-Faced Role of crAssphage Subfamilies in Obesity and Metabolic Syndrome: Between Good and Evil. Genes. 2023 Jan;14(1):139.</w:t>
       </w:r>
     </w:p>
     <w:p>
       <w:pPr>
         <w:pStyle w:val="ListBullet"/>
-      </w:pPr>
-      <w:r>
-        <w:t>Cervantes-Echeverría M, Gallardo-Becerra L, Cornejo-Granados F, Ochoa-Leyva A. The Two-Faced Role of crAssphage Subfamilies in Obesity and Metabolic Syndrome: Between Good and Evil. Genes. 2023 Jan;14(1):139.</w:t>
+        <w:numPr>
+          <w:ilvl w:val="0"/>
+          <w:numId w:val="4"/>
+        </w:numPr>
+        <w:jc w:val="both"/>
+        <w:rPr>
+          <w:lang w:val="es-ES"/>
+        </w:rPr>
+      </w:pPr>
+      <w:r>
+        <w:rPr>
+          <w:lang w:val="es-ES"/>
+        </w:rPr>
+        <w:t xml:space="preserve">Palomino-Hermosillo YA, Berumen-Varela G, Ochoa-Jiménez VA, Balois-Morales R, Jiménez-Zurita JO, Bautista-Rosales PU, Martínez-González ME, López-Guzmán GG, Cortés-Cruz MA, Guzmán LF, Cornejo-Granados F, </w:t>
+      </w:r>
+      <w:r>
+        <w:rPr>
+          <w:b/>
+          <w:bCs/>
+          <w:lang w:val="es-ES"/>
+        </w:rPr>
+        <w:t>Gallardo-Becerra L</w:t>
+      </w:r>
+      <w:r>
+        <w:rPr>
+          <w:lang w:val="es-ES"/>
+        </w:rPr>
+        <w:t>, Ochoa-Leyva A, Alia-Tejacal I. Transcriptome Analysis of Soursop (Annona muricata L.) Fruit under Postharvest Storage Identifies Genes Families Involved in Ripening. Plants (Basel). 2022 Jul 7;11(14):1798.</w:t>
       </w:r>
     </w:p>
     <w:p>
       <w:pPr>
         <w:pStyle w:val="ListBullet"/>
-      </w:pPr>
-      <w:r>
-        <w:t>Palomino-Hermosillo YA, Berumen-Varela G, Ochoa-Jiménez VA, Balois-Morales R, Jiménez-Zurita JO, Bautista-Rosales PU, Martínez-González ME, López-Guzmán GG, Cortés-Cruz MA, Guzmán LF, Cornejo-Granados F, Gallardo-Becerra L, Ochoa-Leyva A, Alia-Tejacal I. Transcriptome Analysis of Soursop (Annona muricata L.) Fruit under Postharvest Storage Identifies Genes Families Involved in Ripening. Plants (Basel). 2022 Jul 7;11(14):1798.</w:t>
+        <w:numPr>
+          <w:ilvl w:val="0"/>
+          <w:numId w:val="4"/>
+        </w:numPr>
+        <w:jc w:val="both"/>
+        <w:rPr>
+          <w:bCs/>
+          <w:lang w:val="es-ES"/>
+        </w:rPr>
+      </w:pPr>
+      <w:r>
+        <w:rPr>
+          <w:bCs/>
+          <w:lang w:val="es-ES"/>
+        </w:rPr>
+        <w:lastRenderedPageBreak/>
+        <w:t xml:space="preserve">Ochoa-Romo JP, Cornejo-Granados F, Lopez-Zavala AA, Viana MT, Sánchez F, </w:t>
+      </w:r>
+      <w:r>
+        <w:rPr>
+          <w:b/>
+          <w:lang w:val="es-ES"/>
+        </w:rPr>
+        <w:t>Gallardo-Becerra L</w:t>
+      </w:r>
+      <w:r>
+        <w:rPr>
+          <w:bCs/>
+          <w:lang w:val="es-ES"/>
+        </w:rPr>
+        <w:t xml:space="preserve">, Luque-Villegas M, Valdez-López Y, Sotelo-Mundo RR, Cota-Huízar A, López-Munguia A, Ochoa-Leyva A. Agavin induces beneficial microbes in the shrimp microbiota under farming conditions. Sci Rep. 2022 Apr 16;12(1):6392. </w:t>
       </w:r>
     </w:p>
     <w:p>
       <w:pPr>
         <w:pStyle w:val="ListBullet"/>
-      </w:pPr>
-      <w:r/>
-      <w:r>
-        <w:rPr>
-          <w:b/>
-        </w:rPr>
-        <w:t>Ochoa-Romo JP, Cornejo-Granados F, Lopez-Zavala AA, Viana MT, Sánchez F, Gallardo-Becerra L, Luque-Villegas M, Valdez-López Y, Sotelo-Mundo RR, Cota-Huízar A, López-Munguia A, Ochoa-Leyva A. Agavin induces beneficial microbes in the shrimp microbiota under farming conditions. Sci Rep. 2022 Apr 16;12(1):6392.</w:t>
-      </w:r>
-      <w:r>
-        <w:t xml:space="preserve"> 11. Bikel S, Gallardo-Becerra L, Cornejo-Granados F, Ochoa-Leyva A. Protocol for the isolation, sequencing, and analysis of the gut phageome from human fecal samples. STAR Protocols. 2022 Mar 18;3(1):101170.</w:t>
+        <w:numPr>
+          <w:ilvl w:val="0"/>
+          <w:numId w:val="4"/>
+        </w:numPr>
+        <w:jc w:val="both"/>
+        <w:rPr>
+          <w:lang w:val="es-ES"/>
+        </w:rPr>
+      </w:pPr>
+      <w:r>
+        <w:rPr>
+          <w:lang w:val="es-ES"/>
+        </w:rPr>
+        <w:t xml:space="preserve">Bikel S, </w:t>
+      </w:r>
+      <w:r>
+        <w:rPr>
+          <w:b/>
+          <w:bCs/>
+          <w:lang w:val="es-ES"/>
+        </w:rPr>
+        <w:t>Gallardo-Becerra L</w:t>
+      </w:r>
+      <w:r>
+        <w:rPr>
+          <w:lang w:val="es-ES"/>
+        </w:rPr>
+        <w:t>, Cornejo-Granados F, Ochoa-Leyva A. Protocol for the isolation, sequencing, and analysis of the gut phageome from human fecal samples. STAR Protocols. 2022 Mar 18;3(1):101170.</w:t>
       </w:r>
     </w:p>
     <w:p>
       <w:pPr>
         <w:pStyle w:val="ListBullet"/>
-      </w:pPr>
-      <w:r>
-        <w:t>Bikel S, López-Leal G, Cornejo-Granados F, Gallardo-Becerra L, García-López R, Sánchez F, Equihua-Medina E, Ochoa-Romo JP, López-Contreras BE, Canizales-Quinteros S, Hernández-Reyna A, Mendoza-Vargas A, Ochoa-Leyva A. Gut dsDNA virome shows diversity and richness alterations associated with childhood obesity and metabolic syndrome. iScience. 2021 Aug 20;24(8):102900.</w:t>
+        <w:numPr>
+          <w:ilvl w:val="0"/>
+          <w:numId w:val="4"/>
+        </w:numPr>
+        <w:jc w:val="both"/>
+        <w:rPr>
+          <w:lang w:val="es-ES"/>
+        </w:rPr>
+      </w:pPr>
+      <w:r>
+        <w:rPr>
+          <w:lang w:val="es-ES"/>
+        </w:rPr>
+        <w:t xml:space="preserve">Bikel S, López-Leal G, Cornejo-Granados F, </w:t>
+      </w:r>
+      <w:r>
+        <w:rPr>
+          <w:b/>
+          <w:bCs/>
+          <w:lang w:val="es-ES"/>
+        </w:rPr>
+        <w:t>Gallardo-Becerra L</w:t>
+      </w:r>
+      <w:r>
+        <w:rPr>
+          <w:lang w:val="es-ES"/>
+        </w:rPr>
+        <w:t>, García-López R, Sánchez F, Equihua-Medina E, Ochoa-Romo JP, López-Contreras BE, Canizales-Quinteros S, Hernández-Reyna A, Mendoza-Vargas A, Ochoa-Leyva A. Gut dsDNA virome shows diversity and richness alterations associated with childhood obesity and metabolic syndrome. iScience. 2021 Aug 20;24(8):102900.</w:t>
       </w:r>
     </w:p>
     <w:p>
       <w:pPr>
         <w:pStyle w:val="ListBullet"/>
-      </w:pPr>
-      <w:r>
-        <w:t>Gallardo-Becerra L, Cornejo-Granados F, García-López R, Valdez-Lara A, Bikel S, Canizales-Quinteros S, López-Contreras BE, Mendoza-Vargas A, Nielsen H, Ochoa-Leyva A. Metatranscriptomic analysis to define the Secrebiome, and 16S rRNA profiling of the gut microbiome in obesity and metabolic syndrome of Mexican children. Microb Cell Fact. 2020 Dec;19(1):61.</w:t>
+        <w:numPr>
+          <w:ilvl w:val="0"/>
+          <w:numId w:val="4"/>
+        </w:numPr>
+        <w:jc w:val="both"/>
+        <w:rPr>
+          <w:lang w:val="es-ES"/>
+        </w:rPr>
+      </w:pPr>
+      <w:r>
+        <w:rPr>
+          <w:b/>
+          <w:bCs/>
+          <w:lang w:val="es-ES"/>
+        </w:rPr>
+        <w:t>Gallardo-Becerra L</w:t>
+      </w:r>
+      <w:r>
+        <w:rPr>
+          <w:lang w:val="es-ES"/>
+        </w:rPr>
+        <w:t>, Cornejo-Granados F, García-López R, Valdez-Lara A, Bikel S, Canizales-Quinteros S, López-Contreras BE, Mendoza-Vargas A, Nielsen H, Ochoa-Leyva A. Metatranscriptomic analysis to define the Secrebiome, and 16S rRNA profiling of the gut microbiome in obesity and metabolic syndrome of Mexican children. Microb Cell Fact. 2020 Dec;19(1):61.</w:t>
       </w:r>
     </w:p>
     <w:p>
       <w:pPr>
         <w:pStyle w:val="ListBullet"/>
-      </w:pPr>
-      <w:r>
-        <w:t>Cornejo-Granados F, Gallardo-Becerra L, Leonardo-Reza M, Ochoa-Romo JP, Ochoa-Leyva A. A meta-analysis reveals the environmental and host factors shaping the structure and function of the shrimp microbiota. PeerJ. 2018 Aug 10;6:e5382.</w:t>
+        <w:numPr>
+          <w:ilvl w:val="0"/>
+          <w:numId w:val="4"/>
+        </w:numPr>
+        <w:jc w:val="both"/>
+        <w:rPr>
+          <w:lang w:val="es-ES"/>
+        </w:rPr>
+      </w:pPr>
+      <w:r>
+        <w:t xml:space="preserve">Cornejo-Granados F, </w:t>
+      </w:r>
+      <w:r>
+        <w:rPr>
+          <w:b/>
+          <w:bCs/>
+        </w:rPr>
+        <w:t>Gallardo-Becerra L</w:t>
+      </w:r>
+      <w:r>
+        <w:t xml:space="preserve">, Leonardo-Reza M, Ochoa-Romo JP, Ochoa-Leyva A. A meta-analysis reveals the environmental and host factors shaping the structure and function of the shrimp microbiota. </w:t>
+      </w:r>
+      <w:r>
+        <w:rPr>
+          <w:lang w:val="es-ES"/>
+        </w:rPr>
+        <w:t>PeerJ. 2018 Aug 10;6:e5382.</w:t>
       </w:r>
     </w:p>
     <w:p>
       <w:pPr>
         <w:pStyle w:val="ListBullet"/>
-      </w:pPr>
-      <w:r/>
-      <w:r>
-        <w:rPr>
-          <w:b/>
-        </w:rPr>
-        <w:t>Cornejo-Granados F, Lopez-Zavala AA, Gallardo-Becerra L, Mendoza-Vargas A, Sánchez F, Vichido R, Brieba LG, Viana MT, Sotelo-Mundo RR, Ochoa-Leyva A. Microbiome of Pacific Whiteleg shrimp reveals differential bacterial community composition between Wild, Aquacultured and AHPND/EMS outbreak conditions. Sci Rep. 2017 Dec;7(1):11783.</w:t>
-      </w:r>
-      <w:r/>
+        <w:numPr>
+          <w:ilvl w:val="0"/>
+          <w:numId w:val="4"/>
+        </w:numPr>
+        <w:jc w:val="both"/>
+        <w:rPr>
+          <w:bCs/>
+          <w:lang w:val="es-ES"/>
+        </w:rPr>
+      </w:pPr>
+      <w:r>
+        <w:rPr>
+          <w:bCs/>
+          <w:lang w:val="es-ES"/>
+        </w:rPr>
+        <w:t xml:space="preserve">Cornejo-Granados F, Lopez-Zavala AA, </w:t>
+      </w:r>
+      <w:r>
+        <w:rPr>
+          <w:b/>
+          <w:lang w:val="es-ES"/>
+        </w:rPr>
+        <w:t>Gallardo-Becerra L</w:t>
+      </w:r>
+      <w:r>
+        <w:rPr>
+          <w:bCs/>
+          <w:lang w:val="es-ES"/>
+        </w:rPr>
+        <w:t>, Mendoza-Vargas A, Sánchez F, Vichido R, Brieba LG, Viana MT, Sotelo-Mundo RR, Ochoa-Leyva A. Microbiome of Pacific Whiteleg shrimp reveals differential bacterial community composition between Wild, Aquacultured and AHPND/EMS outbreak conditions. Sci Rep. 2017 Dec;7(1):11783.</w:t>
+      </w:r>
     </w:p>
     <w:sectPr>
       <w:pgSz w:w="12240" w:h="15840"/>
@@ -607,7 +1525,7 @@
   <w:abstractNum w:abstractNumId="0" w15:restartNumberingAfterBreak="0">
     <w:nsid w:val="FFFFFF89"/>
     <w:multiLevelType w:val="singleLevel"/>
-    <w:tmpl w:val="777EAD5A"/>
+    <w:tmpl w:val="044AC9D2"/>
     <w:lvl w:ilvl="0">
       <w:start w:val="1"/>
       <w:numFmt w:val="bullet"/>
@@ -626,6 +1544,92 @@
     </w:lvl>
   </w:abstractNum>
   <w:abstractNum w:abstractNumId="1" w15:restartNumberingAfterBreak="0">
+    <w:nsid w:val="33C417EE"/>
+    <w:multiLevelType w:val="hybridMultilevel"/>
+    <w:tmpl w:val="686C62F0"/>
+    <w:lvl w:ilvl="0" w:tplc="0409000F">
+      <w:start w:val="1"/>
+      <w:numFmt w:val="decimal"/>
+      <w:lvlText w:val="%1."/>
+      <w:lvlJc w:val="left"/>
+      <w:pPr>
+        <w:ind w:left="360" w:hanging="360"/>
+      </w:pPr>
+    </w:lvl>
+    <w:lvl w:ilvl="1" w:tplc="04090019" w:tentative="1">
+      <w:start w:val="1"/>
+      <w:numFmt w:val="lowerLetter"/>
+      <w:lvlText w:val="%2."/>
+      <w:lvlJc w:val="left"/>
+      <w:pPr>
+        <w:ind w:left="1080" w:hanging="360"/>
+      </w:pPr>
+    </w:lvl>
+    <w:lvl w:ilvl="2" w:tplc="0409001B" w:tentative="1">
+      <w:start w:val="1"/>
+      <w:numFmt w:val="lowerRoman"/>
+      <w:lvlText w:val="%3."/>
+      <w:lvlJc w:val="right"/>
+      <w:pPr>
+        <w:ind w:left="1800" w:hanging="180"/>
+      </w:pPr>
+    </w:lvl>
+    <w:lvl w:ilvl="3" w:tplc="0409000F" w:tentative="1">
+      <w:start w:val="1"/>
+      <w:numFmt w:val="decimal"/>
+      <w:lvlText w:val="%4."/>
+      <w:lvlJc w:val="left"/>
+      <w:pPr>
+        <w:ind w:left="2520" w:hanging="360"/>
+      </w:pPr>
+    </w:lvl>
+    <w:lvl w:ilvl="4" w:tplc="04090019" w:tentative="1">
+      <w:start w:val="1"/>
+      <w:numFmt w:val="lowerLetter"/>
+      <w:lvlText w:val="%5."/>
+      <w:lvlJc w:val="left"/>
+      <w:pPr>
+        <w:ind w:left="3240" w:hanging="360"/>
+      </w:pPr>
+    </w:lvl>
+    <w:lvl w:ilvl="5" w:tplc="0409001B" w:tentative="1">
+      <w:start w:val="1"/>
+      <w:numFmt w:val="lowerRoman"/>
+      <w:lvlText w:val="%6."/>
+      <w:lvlJc w:val="right"/>
+      <w:pPr>
+        <w:ind w:left="3960" w:hanging="180"/>
+      </w:pPr>
+    </w:lvl>
+    <w:lvl w:ilvl="6" w:tplc="0409000F" w:tentative="1">
+      <w:start w:val="1"/>
+      <w:numFmt w:val="decimal"/>
+      <w:lvlText w:val="%7."/>
+      <w:lvlJc w:val="left"/>
+      <w:pPr>
+        <w:ind w:left="4680" w:hanging="360"/>
+      </w:pPr>
+    </w:lvl>
+    <w:lvl w:ilvl="7" w:tplc="04090019" w:tentative="1">
+      <w:start w:val="1"/>
+      <w:numFmt w:val="lowerLetter"/>
+      <w:lvlText w:val="%8."/>
+      <w:lvlJc w:val="left"/>
+      <w:pPr>
+        <w:ind w:left="5400" w:hanging="360"/>
+      </w:pPr>
+    </w:lvl>
+    <w:lvl w:ilvl="8" w:tplc="0409001B" w:tentative="1">
+      <w:start w:val="1"/>
+      <w:numFmt w:val="lowerRoman"/>
+      <w:lvlText w:val="%9."/>
+      <w:lvlJc w:val="right"/>
+      <w:pPr>
+        <w:ind w:left="6120" w:hanging="180"/>
+      </w:pPr>
+    </w:lvl>
+  </w:abstractNum>
+  <w:abstractNum w:abstractNumId="2" w15:restartNumberingAfterBreak="0">
     <w:nsid w:val="3AB14C61"/>
     <w:multiLevelType w:val="hybridMultilevel"/>
     <w:tmpl w:val="E118EAEA"/>
@@ -738,11 +1742,130 @@
       </w:rPr>
     </w:lvl>
   </w:abstractNum>
+  <w:abstractNum w:abstractNumId="3" w15:restartNumberingAfterBreak="0">
+    <w:nsid w:val="70D859C0"/>
+    <w:multiLevelType w:val="hybridMultilevel"/>
+    <w:tmpl w:val="E0E8E912"/>
+    <w:lvl w:ilvl="0" w:tplc="04090001">
+      <w:start w:val="1"/>
+      <w:numFmt w:val="bullet"/>
+      <w:lvlText w:val=""/>
+      <w:lvlJc w:val="left"/>
+      <w:pPr>
+        <w:ind w:left="720" w:hanging="360"/>
+      </w:pPr>
+      <w:rPr>
+        <w:rFonts w:ascii="Symbol" w:hAnsi="Symbol" w:hint="default"/>
+      </w:rPr>
+    </w:lvl>
+    <w:lvl w:ilvl="1" w:tplc="04090003" w:tentative="1">
+      <w:start w:val="1"/>
+      <w:numFmt w:val="bullet"/>
+      <w:lvlText w:val="o"/>
+      <w:lvlJc w:val="left"/>
+      <w:pPr>
+        <w:ind w:left="1440" w:hanging="360"/>
+      </w:pPr>
+      <w:rPr>
+        <w:rFonts w:ascii="Courier New" w:hAnsi="Courier New" w:cs="Courier New" w:hint="default"/>
+      </w:rPr>
+    </w:lvl>
+    <w:lvl w:ilvl="2" w:tplc="04090005" w:tentative="1">
+      <w:start w:val="1"/>
+      <w:numFmt w:val="bullet"/>
+      <w:lvlText w:val=""/>
+      <w:lvlJc w:val="left"/>
+      <w:pPr>
+        <w:ind w:left="2160" w:hanging="360"/>
+      </w:pPr>
+      <w:rPr>
+        <w:rFonts w:ascii="Wingdings" w:hAnsi="Wingdings" w:hint="default"/>
+      </w:rPr>
+    </w:lvl>
+    <w:lvl w:ilvl="3" w:tplc="04090001" w:tentative="1">
+      <w:start w:val="1"/>
+      <w:numFmt w:val="bullet"/>
+      <w:lvlText w:val=""/>
+      <w:lvlJc w:val="left"/>
+      <w:pPr>
+        <w:ind w:left="2880" w:hanging="360"/>
+      </w:pPr>
+      <w:rPr>
+        <w:rFonts w:ascii="Symbol" w:hAnsi="Symbol" w:hint="default"/>
+      </w:rPr>
+    </w:lvl>
+    <w:lvl w:ilvl="4" w:tplc="04090003" w:tentative="1">
+      <w:start w:val="1"/>
+      <w:numFmt w:val="bullet"/>
+      <w:lvlText w:val="o"/>
+      <w:lvlJc w:val="left"/>
+      <w:pPr>
+        <w:ind w:left="3600" w:hanging="360"/>
+      </w:pPr>
+      <w:rPr>
+        <w:rFonts w:ascii="Courier New" w:hAnsi="Courier New" w:cs="Courier New" w:hint="default"/>
+      </w:rPr>
+    </w:lvl>
+    <w:lvl w:ilvl="5" w:tplc="04090005" w:tentative="1">
+      <w:start w:val="1"/>
+      <w:numFmt w:val="bullet"/>
+      <w:lvlText w:val=""/>
+      <w:lvlJc w:val="left"/>
+      <w:pPr>
+        <w:ind w:left="4320" w:hanging="360"/>
+      </w:pPr>
+      <w:rPr>
+        <w:rFonts w:ascii="Wingdings" w:hAnsi="Wingdings" w:hint="default"/>
+      </w:rPr>
+    </w:lvl>
+    <w:lvl w:ilvl="6" w:tplc="04090001" w:tentative="1">
+      <w:start w:val="1"/>
+      <w:numFmt w:val="bullet"/>
+      <w:lvlText w:val=""/>
+      <w:lvlJc w:val="left"/>
+      <w:pPr>
+        <w:ind w:left="5040" w:hanging="360"/>
+      </w:pPr>
+      <w:rPr>
+        <w:rFonts w:ascii="Symbol" w:hAnsi="Symbol" w:hint="default"/>
+      </w:rPr>
+    </w:lvl>
+    <w:lvl w:ilvl="7" w:tplc="04090003" w:tentative="1">
+      <w:start w:val="1"/>
+      <w:numFmt w:val="bullet"/>
+      <w:lvlText w:val="o"/>
+      <w:lvlJc w:val="left"/>
+      <w:pPr>
+        <w:ind w:left="5760" w:hanging="360"/>
+      </w:pPr>
+      <w:rPr>
+        <w:rFonts w:ascii="Courier New" w:hAnsi="Courier New" w:cs="Courier New" w:hint="default"/>
+      </w:rPr>
+    </w:lvl>
+    <w:lvl w:ilvl="8" w:tplc="04090005" w:tentative="1">
+      <w:start w:val="1"/>
+      <w:numFmt w:val="bullet"/>
+      <w:lvlText w:val=""/>
+      <w:lvlJc w:val="left"/>
+      <w:pPr>
+        <w:ind w:left="6480" w:hanging="360"/>
+      </w:pPr>
+      <w:rPr>
+        <w:rFonts w:ascii="Wingdings" w:hAnsi="Wingdings" w:hint="default"/>
+      </w:rPr>
+    </w:lvl>
+  </w:abstractNum>
   <w:num w:numId="1" w16cid:durableId="1203640870">
-    <w:abstractNumId w:val="1"/>
+    <w:abstractNumId w:val="2"/>
   </w:num>
   <w:num w:numId="2" w16cid:durableId="283390146">
     <w:abstractNumId w:val="0"/>
+  </w:num>
+  <w:num w:numId="3" w16cid:durableId="1850244921">
+    <w:abstractNumId w:val="3"/>
+  </w:num>
+  <w:num w:numId="4" w16cid:durableId="191574747">
+    <w:abstractNumId w:val="1"/>
   </w:num>
 </w:numbering>
 </file>
@@ -1627,46 +2750,6 @@
 </file>
 
 <file path=customXml/item1.xml><?xml version="1.0" encoding="utf-8"?>
-<b:Sources xmlns:b="http://schemas.openxmlformats.org/officeDocument/2006/bibliography" xmlns="http://schemas.openxmlformats.org/officeDocument/2006/bibliography" SelectedStyle="/APASixthEditionOfficeOnline.xsl" StyleName="APA" Version="6"/>
-</file>
-
-<file path=customXml/item2.xml><?xml version="1.0" encoding="utf-8"?>
-<p:properties xmlns:p="http://schemas.microsoft.com/office/2006/metadata/properties" xmlns:xsi="http://www.w3.org/2001/XMLSchema-instance" xmlns:pc="http://schemas.microsoft.com/office/infopath/2007/PartnerControls">
-  <documentManagement>
-    <_ip_UnifiedCompliancePolicyUIAction xmlns="http://schemas.microsoft.com/sharepoint/v3" xsi:nil="true"/>
-    <_ip_UnifiedCompliancePolicyProperties xmlns="http://schemas.microsoft.com/sharepoint/v3" xsi:nil="true"/>
-    <TaxCatchAll xmlns="230e9df3-be65-4c73-a93b-d1236ebd677e" xsi:nil="true"/>
-    <ImageTagsTaxHTField xmlns="71af3243-3dd4-4a8d-8c0d-dd76da1f02a5">
-      <Terms xmlns="http://schemas.microsoft.com/office/infopath/2007/PartnerControls"/>
-    </ImageTagsTaxHTField>
-    <Image xmlns="71af3243-3dd4-4a8d-8c0d-dd76da1f02a5">
-      <Url xsi:nil="true"/>
-      <Description xsi:nil="true"/>
-    </Image>
-    <Status xmlns="71af3243-3dd4-4a8d-8c0d-dd76da1f02a5">Not started</Status>
-    <Background xmlns="71af3243-3dd4-4a8d-8c0d-dd76da1f02a5">false</Background>
-    <MediaServiceKeyPoints xmlns="71af3243-3dd4-4a8d-8c0d-dd76da1f02a5" xsi:nil="true"/>
-    <SharedWithUsers xmlns="16c05727-aa75-4e4a-9b5f-8a80a1165891">
-      <UserInfo>
-        <DisplayName/>
-        <AccountId xsi:nil="true"/>
-        <AccountType/>
-      </UserInfo>
-    </SharedWithUsers>
-  </documentManagement>
-</p:properties>
-</file>
-
-<file path=customXml/item3.xml><?xml version="1.0" encoding="utf-8"?>
-<?mso-contentType ?>
-<FormTemplates xmlns="http://schemas.microsoft.com/sharepoint/v3/contenttype/forms">
-  <Display>DocumentLibraryForm</Display>
-  <Edit>DocumentLibraryForm</Edit>
-  <New>DocumentLibraryForm</New>
-</FormTemplates>
-</file>
-
-<file path=customXml/item4.xml><?xml version="1.0" encoding="utf-8"?>
 <ct:contentTypeSchema xmlns:ct="http://schemas.microsoft.com/office/2006/metadata/contentType" xmlns:ma="http://schemas.microsoft.com/office/2006/metadata/properties/metaAttributes" ct:_="" ma:_="" ma:contentTypeName="Document" ma:contentTypeID="0x01010079F111ED35F8CC479449609E8A0923A6" ma:contentTypeVersion="30" ma:contentTypeDescription="Create a new document." ma:contentTypeScope="" ma:versionID="cec0622158e8f13124e9e8fd4de31bd1">
   <xsd:schema xmlns:xsd="http://www.w3.org/2001/XMLSchema" xmlns:xs="http://www.w3.org/2001/XMLSchema" xmlns:p="http://schemas.microsoft.com/office/2006/metadata/properties" xmlns:ns1="http://schemas.microsoft.com/sharepoint/v3" xmlns:ns2="71af3243-3dd4-4a8d-8c0d-dd76da1f02a5" xmlns:ns3="16c05727-aa75-4e4a-9b5f-8a80a1165891" xmlns:ns4="230e9df3-be65-4c73-a93b-d1236ebd677e" targetNamespace="http://schemas.microsoft.com/office/2006/metadata/properties" ma:root="true" ma:fieldsID="3b52f30ab005d15df08657af532e6e38" ns1:_="" ns2:_="" ns3:_="" ns4:_="">
     <xsd:import namespace="http://schemas.microsoft.com/sharepoint/v3"/>
@@ -1984,36 +3067,47 @@
 </ct:contentTypeSchema>
 </file>
 
-<file path=customXml/itemProps1.xml><?xml version="1.0" encoding="utf-8"?>
-<ds:datastoreItem xmlns:ds="http://schemas.openxmlformats.org/officeDocument/2006/customXml" ds:itemID="{50C72F2C-7F12-CD49-83C5-6C402A54E798}">
-  <ds:schemaRefs>
-    <ds:schemaRef ds:uri="http://schemas.openxmlformats.org/officeDocument/2006/bibliography"/>
-  </ds:schemaRefs>
-</ds:datastoreItem>
+<file path=customXml/item2.xml><?xml version="1.0" encoding="utf-8"?>
+<?mso-contentType ?>
+<FormTemplates xmlns="http://schemas.microsoft.com/sharepoint/v3/contenttype/forms">
+  <Display>DocumentLibraryForm</Display>
+  <Edit>DocumentLibraryForm</Edit>
+  <New>DocumentLibraryForm</New>
+</FormTemplates>
 </file>
 
-<file path=customXml/itemProps2.xml><?xml version="1.0" encoding="utf-8"?>
-<ds:datastoreItem xmlns:ds="http://schemas.openxmlformats.org/officeDocument/2006/customXml" ds:itemID="{B0DABF2B-545D-49E1-AB80-039B21EE4E27}">
-  <ds:schemaRefs>
-    <ds:schemaRef ds:uri="http://schemas.microsoft.com/office/2006/metadata/properties"/>
-    <ds:schemaRef ds:uri="http://schemas.microsoft.com/office/infopath/2007/PartnerControls"/>
-    <ds:schemaRef ds:uri="http://schemas.microsoft.com/sharepoint/v3"/>
-    <ds:schemaRef ds:uri="230e9df3-be65-4c73-a93b-d1236ebd677e"/>
-    <ds:schemaRef ds:uri="71af3243-3dd4-4a8d-8c0d-dd76da1f02a5"/>
-    <ds:schemaRef ds:uri="16c05727-aa75-4e4a-9b5f-8a80a1165891"/>
-  </ds:schemaRefs>
-</ds:datastoreItem>
+<file path=customXml/item3.xml><?xml version="1.0" encoding="utf-8"?>
+<p:properties xmlns:p="http://schemas.microsoft.com/office/2006/metadata/properties" xmlns:xsi="http://www.w3.org/2001/XMLSchema-instance" xmlns:pc="http://schemas.microsoft.com/office/infopath/2007/PartnerControls">
+  <documentManagement>
+    <_ip_UnifiedCompliancePolicyUIAction xmlns="http://schemas.microsoft.com/sharepoint/v3" xsi:nil="true"/>
+    <_ip_UnifiedCompliancePolicyProperties xmlns="http://schemas.microsoft.com/sharepoint/v3" xsi:nil="true"/>
+    <TaxCatchAll xmlns="230e9df3-be65-4c73-a93b-d1236ebd677e" xsi:nil="true"/>
+    <ImageTagsTaxHTField xmlns="71af3243-3dd4-4a8d-8c0d-dd76da1f02a5">
+      <Terms xmlns="http://schemas.microsoft.com/office/infopath/2007/PartnerControls"/>
+    </ImageTagsTaxHTField>
+    <Image xmlns="71af3243-3dd4-4a8d-8c0d-dd76da1f02a5">
+      <Url xsi:nil="true"/>
+      <Description xsi:nil="true"/>
+    </Image>
+    <Status xmlns="71af3243-3dd4-4a8d-8c0d-dd76da1f02a5">Not started</Status>
+    <Background xmlns="71af3243-3dd4-4a8d-8c0d-dd76da1f02a5">false</Background>
+    <MediaServiceKeyPoints xmlns="71af3243-3dd4-4a8d-8c0d-dd76da1f02a5" xsi:nil="true"/>
+    <SharedWithUsers xmlns="16c05727-aa75-4e4a-9b5f-8a80a1165891">
+      <UserInfo>
+        <DisplayName/>
+        <AccountId xsi:nil="true"/>
+        <AccountType/>
+      </UserInfo>
+    </SharedWithUsers>
+  </documentManagement>
+</p:properties>
 </file>
 
-<file path=customXml/itemProps3.xml><?xml version="1.0" encoding="utf-8"?>
-<ds:datastoreItem xmlns:ds="http://schemas.openxmlformats.org/officeDocument/2006/customXml" ds:itemID="{80C97E1B-B454-4DED-B1F3-34450391BFC8}">
-  <ds:schemaRefs>
-    <ds:schemaRef ds:uri="http://schemas.microsoft.com/sharepoint/v3/contenttype/forms"/>
-  </ds:schemaRefs>
-</ds:datastoreItem>
+<file path=customXml/item4.xml><?xml version="1.0" encoding="utf-8"?>
+<b:Sources xmlns:b="http://schemas.openxmlformats.org/officeDocument/2006/bibliography" xmlns="http://schemas.openxmlformats.org/officeDocument/2006/bibliography" SelectedStyle="/APASixthEditionOfficeOnline.xsl" StyleName="APA" Version="6"/>
 </file>
 
-<file path=customXml/itemProps4.xml><?xml version="1.0" encoding="utf-8"?>
+<file path=customXml/itemProps1.xml><?xml version="1.0" encoding="utf-8"?>
 <ds:datastoreItem xmlns:ds="http://schemas.openxmlformats.org/officeDocument/2006/customXml" ds:itemID="{C8926C82-C580-4C96-8DDE-44DD30CAB6EC}">
   <ds:schemaRefs>
     <ds:schemaRef ds:uri="http://schemas.microsoft.com/office/2006/metadata/contentType"/>
@@ -2034,6 +3128,35 @@
 </ds:datastoreItem>
 </file>
 
+<file path=customXml/itemProps2.xml><?xml version="1.0" encoding="utf-8"?>
+<ds:datastoreItem xmlns:ds="http://schemas.openxmlformats.org/officeDocument/2006/customXml" ds:itemID="{80C97E1B-B454-4DED-B1F3-34450391BFC8}">
+  <ds:schemaRefs>
+    <ds:schemaRef ds:uri="http://schemas.microsoft.com/sharepoint/v3/contenttype/forms"/>
+  </ds:schemaRefs>
+</ds:datastoreItem>
+</file>
+
+<file path=customXml/itemProps3.xml><?xml version="1.0" encoding="utf-8"?>
+<ds:datastoreItem xmlns:ds="http://schemas.openxmlformats.org/officeDocument/2006/customXml" ds:itemID="{B0DABF2B-545D-49E1-AB80-039B21EE4E27}">
+  <ds:schemaRefs>
+    <ds:schemaRef ds:uri="http://schemas.microsoft.com/office/2006/metadata/properties"/>
+    <ds:schemaRef ds:uri="http://schemas.microsoft.com/office/infopath/2007/PartnerControls"/>
+    <ds:schemaRef ds:uri="http://schemas.microsoft.com/sharepoint/v3"/>
+    <ds:schemaRef ds:uri="230e9df3-be65-4c73-a93b-d1236ebd677e"/>
+    <ds:schemaRef ds:uri="71af3243-3dd4-4a8d-8c0d-dd76da1f02a5"/>
+    <ds:schemaRef ds:uri="16c05727-aa75-4e4a-9b5f-8a80a1165891"/>
+  </ds:schemaRefs>
+</ds:datastoreItem>
+</file>
+
+<file path=customXml/itemProps4.xml><?xml version="1.0" encoding="utf-8"?>
+<ds:datastoreItem xmlns:ds="http://schemas.openxmlformats.org/officeDocument/2006/customXml" ds:itemID="{50C72F2C-7F12-CD49-83C5-6C402A54E798}">
+  <ds:schemaRefs>
+    <ds:schemaRef ds:uri="http://schemas.openxmlformats.org/officeDocument/2006/bibliography"/>
+  </ds:schemaRefs>
+</ds:datastoreItem>
+</file>
+
 <file path=docMetadata/LabelInfo.xml><?xml version="1.0" encoding="utf-8"?>
 <clbl:labelList xmlns:clbl="http://schemas.microsoft.com/office/2020/mipLabelMetadata"/>
 </file>